--- a/paper/chapter5_conclusion.docx
+++ b/paper/chapter5_conclusion.docx
@@ -93,7 +93,7 @@
           <w:sz w:val="28"/>
           <w:szCs w:val="28"/>
         </w:rPr>
-        <w:t xml:space="preserve">: 10.46, 9.93, 8.03 and 5.89 ms on 18.3 million tokens. An exact ordering produced entirely on the device is slower than no ordering at all, and beyond approximately 27 million tokens it remains a net loss even when its preparation is charged nothing. The cost of ordering is not merely unrecovered at high precision; the ordering itself becomes harmful.</w:t>
+        <w:t xml:space="preserve">: 10.46, 9.93, 8.03 and 5.89 ms on 18.3 million tokens. An exact ordering produced entirely on the device is slower than no ordering at all, and beyond approximately 32 million tokens it remains a net loss even when its preparation is charged nothing. The cost of ordering is not merely unrecovered at high precision; the ordering itself becomes harmful.</w:t>
       </w:r>
     </w:p>
     <w:p>
